--- a/docs/submission/3_Low_Level_Design.docx
+++ b/docs/submission/3_Low_Level_Design.docx
@@ -123,7 +123,7 @@
     </w:p>
     <w:p>
       <w:pPr>
-        <w:ind w:left="-567"/>
+        <w:ind w:left="-1701"/>
         <w:jc w:val="center"/>
       </w:pPr>
       <w:r>
@@ -131,9 +131,9 @@
           <w:noProof/>
         </w:rPr>
         <w:drawing>
-          <wp:inline distT="0" distB="0" distL="0" distR="0" wp14:anchorId="0A68EB80" wp14:editId="621810F0">
-            <wp:extent cx="6437376" cy="6122822"/>
-            <wp:effectExtent l="0" t="0" r="1905" b="0"/>
+          <wp:inline distT="0" distB="0" distL="0" distR="0" wp14:anchorId="0A68EB80" wp14:editId="17CA1315">
+            <wp:extent cx="7813963" cy="6122035"/>
+            <wp:effectExtent l="0" t="0" r="0" b="0"/>
             <wp:docPr id="1" name="SVG"/>
             <wp:cNvGraphicFramePr/>
             <a:graphic xmlns:a="http://schemas.openxmlformats.org/drawingml/2006/main">
@@ -158,7 +158,7 @@
                   <pic:spPr>
                     <a:xfrm>
                       <a:off x="0" y="0"/>
-                      <a:ext cx="6461190" cy="6145473"/>
+                      <a:ext cx="7874153" cy="6169192"/>
                     </a:xfrm>
                     <a:prstGeom prst="rect">
                       <a:avLst/>
@@ -4731,6 +4731,7 @@
   <w:style w:type="character" w:default="1" w:styleId="DefaultParagraphFont">
     <w:name w:val="Default Paragraph Font"/>
     <w:uiPriority w:val="1"/>
+    <w:semiHidden/>
     <w:unhideWhenUsed/>
   </w:style>
   <w:style w:type="table" w:default="1" w:styleId="TableNormal">
